--- a/Propellers_Dataset_Codes.docx
+++ b/Propellers_Dataset_Codes.docx
@@ -19,15 +19,46 @@
           <w:sz w:val="28"/>
           <w:szCs w:val="28"/>
         </w:rPr>
-        <w:t>1.</w:t>
-      </w:r>
-      <w:r>
+        <w:t>USAGE OF CODES BASED ON GIVEN REQUIREMENTS :</w:t>
+      </w:r>
+    </w:p>
+    <w:p>
+      <w:pPr>
+        <w:spacing w:line="240" w:lineRule="auto"/>
         <w:rPr>
           <w:b/>
           <w:bCs/>
           <w:sz w:val="28"/>
           <w:szCs w:val="28"/>
         </w:rPr>
+      </w:pPr>
+    </w:p>
+    <w:p>
+      <w:pPr>
+        <w:spacing w:line="240" w:lineRule="auto"/>
+        <w:rPr>
+          <w:b/>
+          <w:bCs/>
+          <w:sz w:val="28"/>
+          <w:szCs w:val="28"/>
+        </w:rPr>
+      </w:pPr>
+      <w:r>
+        <w:rPr>
+          <w:b/>
+          <w:bCs/>
+          <w:sz w:val="28"/>
+          <w:szCs w:val="28"/>
+        </w:rPr>
+        <w:t>1.</w:t>
+      </w:r>
+      <w:r>
+        <w:rPr>
+          <w:b/>
+          <w:bCs/>
+          <w:sz w:val="28"/>
+          <w:szCs w:val="28"/>
+        </w:rPr>
         <w:t>TASK 1 Read all the files in the Python environment and append all the three versions for experiment data and blade geometry data. Now, you have two datasets that contain all the information</w:t>
       </w:r>
     </w:p>
@@ -52,61 +83,269 @@
         <w:spacing w:line="240" w:lineRule="auto"/>
       </w:pPr>
       <w:r>
-        <w:t>with open('experiment_vol1.csv','r</w:t>
-      </w:r>
-      <w:proofErr w:type="gramStart"/>
-      <w:r>
-        <w:t>',newline</w:t>
-      </w:r>
-      <w:proofErr w:type="gramEnd"/>
-      <w:r>
-        <w:t>='',encoding='utf-8') as f1, \</w:t>
-      </w:r>
-    </w:p>
-    <w:p>
-      <w:pPr>
-        <w:spacing w:line="240" w:lineRule="auto"/>
-      </w:pPr>
-      <w:r>
-        <w:t xml:space="preserve">     open('experiment_vol2.csv','r</w:t>
-      </w:r>
-      <w:proofErr w:type="gramStart"/>
-      <w:r>
-        <w:t>',newline</w:t>
-      </w:r>
-      <w:proofErr w:type="gramEnd"/>
-      <w:r>
-        <w:t>='',encoding='utf-8') as f2, \</w:t>
-      </w:r>
-    </w:p>
-    <w:p>
-      <w:pPr>
-        <w:spacing w:line="240" w:lineRule="auto"/>
-      </w:pPr>
-      <w:r>
-        <w:t xml:space="preserve">     open('experiment_vol3.csv','r</w:t>
-      </w:r>
-      <w:proofErr w:type="gramStart"/>
-      <w:r>
-        <w:t>',newline</w:t>
-      </w:r>
-      <w:proofErr w:type="gramEnd"/>
-      <w:r>
-        <w:t>='',encoding='utf-8') as f3, \</w:t>
-      </w:r>
-    </w:p>
-    <w:p>
-      <w:pPr>
-        <w:spacing w:line="240" w:lineRule="auto"/>
-      </w:pPr>
-      <w:r>
-        <w:t xml:space="preserve">     open('Combined_experiment_vol.csv','w</w:t>
-      </w:r>
-      <w:proofErr w:type="gramStart"/>
-      <w:r>
-        <w:t>',newline</w:t>
-      </w:r>
-      <w:proofErr w:type="gramEnd"/>
+        <w:t>with open('experiment_vol1.csv','r',newline='',encoding='utf-8') as f1, \</w:t>
+      </w:r>
+    </w:p>
+    <w:p>
+      <w:pPr>
+        <w:spacing w:line="240" w:lineRule="auto"/>
+      </w:pPr>
+      <w:r>
+        <w:t xml:space="preserve">     open('experiment_vol2.csv','r',newline='',encoding='utf-8') as f2, \</w:t>
+      </w:r>
+    </w:p>
+    <w:p>
+      <w:pPr>
+        <w:spacing w:line="240" w:lineRule="auto"/>
+      </w:pPr>
+      <w:r>
+        <w:t xml:space="preserve">     open('experiment_vol3.csv','r',newline='',encoding='utf-8') as f3, \</w:t>
+      </w:r>
+    </w:p>
+    <w:p>
+      <w:pPr>
+        <w:spacing w:line="240" w:lineRule="auto"/>
+      </w:pPr>
+      <w:r>
+        <w:t xml:space="preserve">     open('Combined_experiment_vol.csv','w',newline='',encoding='utf-8') as f4:</w:t>
+      </w:r>
+    </w:p>
+    <w:p>
+      <w:pPr>
+        <w:spacing w:line="240" w:lineRule="auto"/>
+      </w:pPr>
+      <w:r>
+        <w:t xml:space="preserve">    read1 = </w:t>
+      </w:r>
+      <w:proofErr w:type="spellStart"/>
+      <w:r>
+        <w:t>csv.reader</w:t>
+      </w:r>
+      <w:proofErr w:type="spellEnd"/>
+      <w:r>
+        <w:t>(f1)</w:t>
+      </w:r>
+    </w:p>
+    <w:p>
+      <w:pPr>
+        <w:spacing w:line="240" w:lineRule="auto"/>
+      </w:pPr>
+      <w:r>
+        <w:t xml:space="preserve">    read2 = </w:t>
+      </w:r>
+      <w:proofErr w:type="spellStart"/>
+      <w:r>
+        <w:t>csv.reader</w:t>
+      </w:r>
+      <w:proofErr w:type="spellEnd"/>
+      <w:r>
+        <w:t>(f2)</w:t>
+      </w:r>
+    </w:p>
+    <w:p>
+      <w:pPr>
+        <w:spacing w:line="240" w:lineRule="auto"/>
+      </w:pPr>
+      <w:r>
+        <w:t xml:space="preserve">    read3 = </w:t>
+      </w:r>
+      <w:proofErr w:type="spellStart"/>
+      <w:r>
+        <w:t>csv.reader</w:t>
+      </w:r>
+      <w:proofErr w:type="spellEnd"/>
+      <w:r>
+        <w:t>(f3)</w:t>
+      </w:r>
+    </w:p>
+    <w:p>
+      <w:pPr>
+        <w:spacing w:line="240" w:lineRule="auto"/>
+      </w:pPr>
+      <w:r>
+        <w:t xml:space="preserve">    write = </w:t>
+      </w:r>
+      <w:proofErr w:type="spellStart"/>
+      <w:r>
+        <w:t>csv.writer</w:t>
+      </w:r>
+      <w:proofErr w:type="spellEnd"/>
+      <w:r>
+        <w:t>(f4)</w:t>
+      </w:r>
+    </w:p>
+    <w:p>
+      <w:pPr>
+        <w:spacing w:line="240" w:lineRule="auto"/>
+      </w:pPr>
+      <w:r>
+        <w:t xml:space="preserve">    header = False</w:t>
+      </w:r>
+    </w:p>
+    <w:p>
+      <w:pPr>
+        <w:spacing w:line="240" w:lineRule="auto"/>
+      </w:pPr>
+      <w:r>
+        <w:t xml:space="preserve">    for row in read1:</w:t>
+      </w:r>
+    </w:p>
+    <w:p>
+      <w:pPr>
+        <w:spacing w:line="240" w:lineRule="auto"/>
+      </w:pPr>
+      <w:r>
+        <w:t xml:space="preserve">            if not header:</w:t>
+      </w:r>
+    </w:p>
+    <w:p>
+      <w:pPr>
+        <w:spacing w:line="240" w:lineRule="auto"/>
+      </w:pPr>
+      <w:r>
+        <w:t xml:space="preserve">                </w:t>
+      </w:r>
+      <w:proofErr w:type="spellStart"/>
+      <w:r>
+        <w:t>write.writerow</w:t>
+      </w:r>
+      <w:proofErr w:type="spellEnd"/>
+      <w:r>
+        <w:t xml:space="preserve">(row)  </w:t>
+      </w:r>
+    </w:p>
+    <w:p>
+      <w:pPr>
+        <w:spacing w:line="240" w:lineRule="auto"/>
+      </w:pPr>
+      <w:r>
+        <w:t xml:space="preserve">                header = True</w:t>
+      </w:r>
+    </w:p>
+    <w:p>
+      <w:pPr>
+        <w:spacing w:line="240" w:lineRule="auto"/>
+      </w:pPr>
+      <w:r>
+        <w:t xml:space="preserve">            else:</w:t>
+      </w:r>
+    </w:p>
+    <w:p>
+      <w:pPr>
+        <w:spacing w:line="240" w:lineRule="auto"/>
+      </w:pPr>
+      <w:r>
+        <w:t xml:space="preserve">                </w:t>
+      </w:r>
+      <w:proofErr w:type="spellStart"/>
+      <w:r>
+        <w:t>write.writerow</w:t>
+      </w:r>
+      <w:proofErr w:type="spellEnd"/>
+      <w:r>
+        <w:t xml:space="preserve">(row)  </w:t>
+      </w:r>
+    </w:p>
+    <w:p>
+      <w:pPr>
+        <w:spacing w:line="240" w:lineRule="auto"/>
+      </w:pPr>
+      <w:r>
+        <w:t xml:space="preserve">    for row in read2:</w:t>
+      </w:r>
+    </w:p>
+    <w:p>
+      <w:pPr>
+        <w:spacing w:line="240" w:lineRule="auto"/>
+      </w:pPr>
+      <w:r>
+        <w:t xml:space="preserve">            if read2.line_num &gt; 1:  </w:t>
+      </w:r>
+    </w:p>
+    <w:p>
+      <w:pPr>
+        <w:spacing w:line="240" w:lineRule="auto"/>
+      </w:pPr>
+      <w:r>
+        <w:t xml:space="preserve">                </w:t>
+      </w:r>
+      <w:proofErr w:type="spellStart"/>
+      <w:r>
+        <w:t>write.writerow</w:t>
+      </w:r>
+      <w:proofErr w:type="spellEnd"/>
+      <w:r>
+        <w:t>(row)</w:t>
+      </w:r>
+    </w:p>
+    <w:p>
+      <w:pPr>
+        <w:spacing w:line="240" w:lineRule="auto"/>
+      </w:pPr>
+      <w:r>
+        <w:t xml:space="preserve">    for row in read3:</w:t>
+      </w:r>
+    </w:p>
+    <w:p>
+      <w:pPr>
+        <w:spacing w:line="240" w:lineRule="auto"/>
+      </w:pPr>
+      <w:r>
+        <w:t xml:space="preserve">            if read3.line_num &gt; 1:  </w:t>
+      </w:r>
+    </w:p>
+    <w:p>
+      <w:pPr>
+        <w:spacing w:line="240" w:lineRule="auto"/>
+      </w:pPr>
+      <w:r>
+        <w:t xml:space="preserve">                </w:t>
+      </w:r>
+      <w:proofErr w:type="spellStart"/>
+      <w:r>
+        <w:t>write.writerow</w:t>
+      </w:r>
+      <w:proofErr w:type="spellEnd"/>
+      <w:r>
+        <w:t>(row)</w:t>
+      </w:r>
+    </w:p>
+    <w:p>
+      <w:pPr>
+        <w:spacing w:line="240" w:lineRule="auto"/>
+      </w:pPr>
+      <w:r>
+        <w:t>with open('geom_vol1.csv','r',newline='',encoding='utf-8') as f1, \</w:t>
+      </w:r>
+    </w:p>
+    <w:p>
+      <w:pPr>
+        <w:spacing w:line="240" w:lineRule="auto"/>
+      </w:pPr>
+      <w:r>
+        <w:t xml:space="preserve">     open('geom_vol2.csv','r',newline='',encoding='utf-8') as f2, \</w:t>
+      </w:r>
+    </w:p>
+    <w:p>
+      <w:pPr>
+        <w:spacing w:line="240" w:lineRule="auto"/>
+      </w:pPr>
+      <w:r>
+        <w:t xml:space="preserve">     open('geom_vol3.csv','r',newline='',encoding='utf-8') as f3, \</w:t>
+      </w:r>
+    </w:p>
+    <w:p>
+      <w:pPr>
+        <w:spacing w:line="240" w:lineRule="auto"/>
+      </w:pPr>
+      <w:r>
+        <w:t xml:space="preserve">     open('</w:t>
+      </w:r>
+      <w:proofErr w:type="spellStart"/>
+      <w:r>
+        <w:t>Combined_geom_vol.csv','w',newline</w:t>
+      </w:r>
+      <w:proofErr w:type="spellEnd"/>
       <w:r>
         <w:t>='',encoding='utf-8') as f4:</w:t>
       </w:r>
@@ -116,15 +355,14 @@
         <w:spacing w:line="240" w:lineRule="auto"/>
       </w:pPr>
       <w:r>
+        <w:lastRenderedPageBreak/>
         <w:t xml:space="preserve">    read1 = </w:t>
       </w:r>
       <w:proofErr w:type="spellStart"/>
-      <w:proofErr w:type="gramStart"/>
       <w:r>
         <w:t>csv.reader</w:t>
       </w:r>
       <w:proofErr w:type="spellEnd"/>
-      <w:proofErr w:type="gramEnd"/>
       <w:r>
         <w:t>(f1)</w:t>
       </w:r>
@@ -137,12 +375,10 @@
         <w:t xml:space="preserve">    read2 = </w:t>
       </w:r>
       <w:proofErr w:type="spellStart"/>
-      <w:proofErr w:type="gramStart"/>
       <w:r>
         <w:t>csv.reader</w:t>
       </w:r>
       <w:proofErr w:type="spellEnd"/>
-      <w:proofErr w:type="gramEnd"/>
       <w:r>
         <w:t>(f2)</w:t>
       </w:r>
@@ -155,12 +391,10 @@
         <w:t xml:space="preserve">    read3 = </w:t>
       </w:r>
       <w:proofErr w:type="spellStart"/>
-      <w:proofErr w:type="gramStart"/>
       <w:r>
         <w:t>csv.reader</w:t>
       </w:r>
       <w:proofErr w:type="spellEnd"/>
-      <w:proofErr w:type="gramEnd"/>
       <w:r>
         <w:t>(f3)</w:t>
       </w:r>
@@ -173,12 +407,10 @@
         <w:t xml:space="preserve">    write = </w:t>
       </w:r>
       <w:proofErr w:type="spellStart"/>
-      <w:proofErr w:type="gramStart"/>
       <w:r>
         <w:t>csv.writer</w:t>
       </w:r>
       <w:proofErr w:type="spellEnd"/>
-      <w:proofErr w:type="gramEnd"/>
       <w:r>
         <w:t>(f4)</w:t>
       </w:r>
@@ -215,12 +447,10 @@
         <w:t xml:space="preserve">                </w:t>
       </w:r>
       <w:proofErr w:type="spellStart"/>
-      <w:proofErr w:type="gramStart"/>
       <w:r>
         <w:t>write.writerow</w:t>
       </w:r>
       <w:proofErr w:type="spellEnd"/>
-      <w:proofErr w:type="gramEnd"/>
       <w:r>
         <w:t xml:space="preserve">(row)  </w:t>
       </w:r>
@@ -249,12 +479,10 @@
         <w:t xml:space="preserve">                </w:t>
       </w:r>
       <w:proofErr w:type="spellStart"/>
-      <w:proofErr w:type="gramStart"/>
       <w:r>
         <w:t>write.writerow</w:t>
       </w:r>
       <w:proofErr w:type="spellEnd"/>
-      <w:proofErr w:type="gramEnd"/>
       <w:r>
         <w:t xml:space="preserve">(row)  </w:t>
       </w:r>
@@ -283,12 +511,10 @@
         <w:t xml:space="preserve">                </w:t>
       </w:r>
       <w:proofErr w:type="spellStart"/>
-      <w:proofErr w:type="gramStart"/>
       <w:r>
         <w:t>write.writerow</w:t>
       </w:r>
       <w:proofErr w:type="spellEnd"/>
-      <w:proofErr w:type="gramEnd"/>
       <w:r>
         <w:t>(row)</w:t>
       </w:r>
@@ -317,298 +543,10 @@
         <w:t xml:space="preserve">                </w:t>
       </w:r>
       <w:proofErr w:type="spellStart"/>
-      <w:proofErr w:type="gramStart"/>
       <w:r>
         <w:t>write.writerow</w:t>
       </w:r>
       <w:proofErr w:type="spellEnd"/>
-      <w:proofErr w:type="gramEnd"/>
-      <w:r>
-        <w:t>(row)</w:t>
-      </w:r>
-    </w:p>
-    <w:p>
-      <w:pPr>
-        <w:spacing w:line="240" w:lineRule="auto"/>
-      </w:pPr>
-      <w:r>
-        <w:t>with open('geom_vol1.csv','r</w:t>
-      </w:r>
-      <w:proofErr w:type="gramStart"/>
-      <w:r>
-        <w:t>',newline</w:t>
-      </w:r>
-      <w:proofErr w:type="gramEnd"/>
-      <w:r>
-        <w:t>='',encoding='utf-8') as f1, \</w:t>
-      </w:r>
-    </w:p>
-    <w:p>
-      <w:pPr>
-        <w:spacing w:line="240" w:lineRule="auto"/>
-      </w:pPr>
-      <w:r>
-        <w:t xml:space="preserve">     open('geom_vol2.csv','r</w:t>
-      </w:r>
-      <w:proofErr w:type="gramStart"/>
-      <w:r>
-        <w:t>',newline</w:t>
-      </w:r>
-      <w:proofErr w:type="gramEnd"/>
-      <w:r>
-        <w:t>='',encoding='utf-8') as f2, \</w:t>
-      </w:r>
-    </w:p>
-    <w:p>
-      <w:pPr>
-        <w:spacing w:line="240" w:lineRule="auto"/>
-      </w:pPr>
-      <w:r>
-        <w:t xml:space="preserve">     open('geom_vol3.csv','r</w:t>
-      </w:r>
-      <w:proofErr w:type="gramStart"/>
-      <w:r>
-        <w:t>',newline</w:t>
-      </w:r>
-      <w:proofErr w:type="gramEnd"/>
-      <w:r>
-        <w:t>='',encoding='utf-8') as f3, \</w:t>
-      </w:r>
-    </w:p>
-    <w:p>
-      <w:pPr>
-        <w:spacing w:line="240" w:lineRule="auto"/>
-      </w:pPr>
-      <w:r>
-        <w:t xml:space="preserve">     open('</w:t>
-      </w:r>
-      <w:proofErr w:type="spellStart"/>
-      <w:r>
-        <w:t>Combined_geom_vol.csv','w</w:t>
-      </w:r>
-      <w:proofErr w:type="gramStart"/>
-      <w:r>
-        <w:t>',newline</w:t>
-      </w:r>
-      <w:proofErr w:type="spellEnd"/>
-      <w:proofErr w:type="gramEnd"/>
-      <w:r>
-        <w:t>='',encoding='utf-8') as f4:</w:t>
-      </w:r>
-    </w:p>
-    <w:p>
-      <w:pPr>
-        <w:spacing w:line="240" w:lineRule="auto"/>
-      </w:pPr>
-      <w:r>
-        <w:t xml:space="preserve">    read1 = </w:t>
-      </w:r>
-      <w:proofErr w:type="spellStart"/>
-      <w:proofErr w:type="gramStart"/>
-      <w:r>
-        <w:t>csv.reader</w:t>
-      </w:r>
-      <w:proofErr w:type="spellEnd"/>
-      <w:proofErr w:type="gramEnd"/>
-      <w:r>
-        <w:t>(f1)</w:t>
-      </w:r>
-    </w:p>
-    <w:p>
-      <w:pPr>
-        <w:spacing w:line="240" w:lineRule="auto"/>
-      </w:pPr>
-      <w:r>
-        <w:t xml:space="preserve">    read2 = </w:t>
-      </w:r>
-      <w:proofErr w:type="spellStart"/>
-      <w:proofErr w:type="gramStart"/>
-      <w:r>
-        <w:t>csv.reader</w:t>
-      </w:r>
-      <w:proofErr w:type="spellEnd"/>
-      <w:proofErr w:type="gramEnd"/>
-      <w:r>
-        <w:t>(f2)</w:t>
-      </w:r>
-    </w:p>
-    <w:p>
-      <w:pPr>
-        <w:spacing w:line="240" w:lineRule="auto"/>
-      </w:pPr>
-      <w:r>
-        <w:t xml:space="preserve">    read3 = </w:t>
-      </w:r>
-      <w:proofErr w:type="spellStart"/>
-      <w:proofErr w:type="gramStart"/>
-      <w:r>
-        <w:t>csv.reader</w:t>
-      </w:r>
-      <w:proofErr w:type="spellEnd"/>
-      <w:proofErr w:type="gramEnd"/>
-      <w:r>
-        <w:t>(f3)</w:t>
-      </w:r>
-    </w:p>
-    <w:p>
-      <w:pPr>
-        <w:spacing w:line="240" w:lineRule="auto"/>
-      </w:pPr>
-      <w:r>
-        <w:lastRenderedPageBreak/>
-        <w:t xml:space="preserve">    write = </w:t>
-      </w:r>
-      <w:proofErr w:type="spellStart"/>
-      <w:proofErr w:type="gramStart"/>
-      <w:r>
-        <w:t>csv.writer</w:t>
-      </w:r>
-      <w:proofErr w:type="spellEnd"/>
-      <w:proofErr w:type="gramEnd"/>
-      <w:r>
-        <w:t>(f4)</w:t>
-      </w:r>
-    </w:p>
-    <w:p>
-      <w:pPr>
-        <w:spacing w:line="240" w:lineRule="auto"/>
-      </w:pPr>
-      <w:r>
-        <w:t xml:space="preserve">    header = False</w:t>
-      </w:r>
-    </w:p>
-    <w:p>
-      <w:pPr>
-        <w:spacing w:line="240" w:lineRule="auto"/>
-      </w:pPr>
-      <w:r>
-        <w:t xml:space="preserve">    for row in read1:</w:t>
-      </w:r>
-    </w:p>
-    <w:p>
-      <w:pPr>
-        <w:spacing w:line="240" w:lineRule="auto"/>
-      </w:pPr>
-      <w:r>
-        <w:t xml:space="preserve">            if not header:</w:t>
-      </w:r>
-    </w:p>
-    <w:p>
-      <w:pPr>
-        <w:spacing w:line="240" w:lineRule="auto"/>
-      </w:pPr>
-      <w:r>
-        <w:t xml:space="preserve">                </w:t>
-      </w:r>
-      <w:proofErr w:type="spellStart"/>
-      <w:proofErr w:type="gramStart"/>
-      <w:r>
-        <w:t>write.writerow</w:t>
-      </w:r>
-      <w:proofErr w:type="spellEnd"/>
-      <w:proofErr w:type="gramEnd"/>
-      <w:r>
-        <w:t xml:space="preserve">(row)  </w:t>
-      </w:r>
-    </w:p>
-    <w:p>
-      <w:pPr>
-        <w:spacing w:line="240" w:lineRule="auto"/>
-      </w:pPr>
-      <w:r>
-        <w:t xml:space="preserve">                header = True</w:t>
-      </w:r>
-    </w:p>
-    <w:p>
-      <w:pPr>
-        <w:spacing w:line="240" w:lineRule="auto"/>
-      </w:pPr>
-      <w:r>
-        <w:t xml:space="preserve">            else:</w:t>
-      </w:r>
-    </w:p>
-    <w:p>
-      <w:pPr>
-        <w:spacing w:line="240" w:lineRule="auto"/>
-      </w:pPr>
-      <w:r>
-        <w:t xml:space="preserve">                </w:t>
-      </w:r>
-      <w:proofErr w:type="spellStart"/>
-      <w:proofErr w:type="gramStart"/>
-      <w:r>
-        <w:t>write.writerow</w:t>
-      </w:r>
-      <w:proofErr w:type="spellEnd"/>
-      <w:proofErr w:type="gramEnd"/>
-      <w:r>
-        <w:t xml:space="preserve">(row)  </w:t>
-      </w:r>
-    </w:p>
-    <w:p>
-      <w:pPr>
-        <w:spacing w:line="240" w:lineRule="auto"/>
-      </w:pPr>
-      <w:r>
-        <w:t xml:space="preserve">    for row in read2:</w:t>
-      </w:r>
-    </w:p>
-    <w:p>
-      <w:pPr>
-        <w:spacing w:line="240" w:lineRule="auto"/>
-      </w:pPr>
-      <w:r>
-        <w:t xml:space="preserve">            if read2.line_num &gt; 1:  </w:t>
-      </w:r>
-    </w:p>
-    <w:p>
-      <w:pPr>
-        <w:spacing w:line="240" w:lineRule="auto"/>
-      </w:pPr>
-      <w:r>
-        <w:t xml:space="preserve">                </w:t>
-      </w:r>
-      <w:proofErr w:type="spellStart"/>
-      <w:proofErr w:type="gramStart"/>
-      <w:r>
-        <w:t>write.writerow</w:t>
-      </w:r>
-      <w:proofErr w:type="spellEnd"/>
-      <w:proofErr w:type="gramEnd"/>
-      <w:r>
-        <w:t>(row)</w:t>
-      </w:r>
-    </w:p>
-    <w:p>
-      <w:pPr>
-        <w:spacing w:line="240" w:lineRule="auto"/>
-      </w:pPr>
-      <w:r>
-        <w:t xml:space="preserve">    for row in read3:</w:t>
-      </w:r>
-    </w:p>
-    <w:p>
-      <w:pPr>
-        <w:spacing w:line="240" w:lineRule="auto"/>
-      </w:pPr>
-      <w:r>
-        <w:t xml:space="preserve">            if read3.line_num &gt; 1:  </w:t>
-      </w:r>
-    </w:p>
-    <w:p>
-      <w:pPr>
-        <w:spacing w:line="240" w:lineRule="auto"/>
-      </w:pPr>
-      <w:r>
-        <w:t xml:space="preserve">                </w:t>
-      </w:r>
-      <w:proofErr w:type="spellStart"/>
-      <w:proofErr w:type="gramStart"/>
-      <w:r>
-        <w:t>write.writerow</w:t>
-      </w:r>
-      <w:proofErr w:type="spellEnd"/>
-      <w:proofErr w:type="gramEnd"/>
       <w:r>
         <w:t>(row)</w:t>
       </w:r>
@@ -656,14 +594,9 @@
       </w:r>
       <w:proofErr w:type="spellStart"/>
       <w:r>
-        <w:t>Combined_geom_vol.csv','r</w:t>
-      </w:r>
-      <w:proofErr w:type="gramStart"/>
-      <w:r>
-        <w:t>',newline</w:t>
-      </w:r>
-      <w:proofErr w:type="spellEnd"/>
-      <w:proofErr w:type="gramEnd"/>
+        <w:t>Combined_geom_vol.csv','r',newline</w:t>
+      </w:r>
+      <w:proofErr w:type="spellEnd"/>
       <w:r>
         <w:t>='',encoding='utf-8') as f1:</w:t>
       </w:r>
@@ -676,12 +609,10 @@
         <w:t xml:space="preserve">    read = </w:t>
       </w:r>
       <w:proofErr w:type="spellStart"/>
-      <w:proofErr w:type="gramStart"/>
       <w:r>
         <w:t>csv.reader</w:t>
       </w:r>
       <w:proofErr w:type="spellEnd"/>
-      <w:proofErr w:type="gramEnd"/>
       <w:r>
         <w:t>(f1)</w:t>
       </w:r>
@@ -723,15 +654,7 @@
       </w:r>
       <w:proofErr w:type="spellEnd"/>
       <w:r>
-        <w:t>(header</w:t>
-      </w:r>
-      <w:proofErr w:type="gramStart"/>
-      <w:r>
-        <w:t>) !</w:t>
-      </w:r>
-      <w:proofErr w:type="gramEnd"/>
-      <w:r>
-        <w:t xml:space="preserve">= </w:t>
+        <w:t xml:space="preserve">(header) != </w:t>
       </w:r>
       <w:proofErr w:type="spellStart"/>
       <w:r>
@@ -771,15 +694,7 @@
         <w:spacing w:line="240" w:lineRule="auto"/>
       </w:pPr>
       <w:r>
-        <w:t xml:space="preserve">    with open('Geom_all_vol_crt_names.csv','w</w:t>
-      </w:r>
-      <w:proofErr w:type="gramStart"/>
-      <w:r>
-        <w:t>',newline</w:t>
-      </w:r>
-      <w:proofErr w:type="gramEnd"/>
-      <w:r>
-        <w:t>='',encoding='utf-8')as f2:</w:t>
+        <w:t xml:space="preserve">    with open('Geom_all_vol_crt_names.csv','w',newline='',encoding='utf-8')as f2:</w:t>
       </w:r>
     </w:p>
     <w:p>
@@ -790,12 +705,10 @@
         <w:t xml:space="preserve">        write=</w:t>
       </w:r>
       <w:proofErr w:type="spellStart"/>
-      <w:proofErr w:type="gramStart"/>
       <w:r>
         <w:t>csv.writer</w:t>
       </w:r>
       <w:proofErr w:type="spellEnd"/>
-      <w:proofErr w:type="gramEnd"/>
       <w:r>
         <w:t>(f2)</w:t>
       </w:r>
@@ -808,12 +721,10 @@
         <w:t xml:space="preserve">        </w:t>
       </w:r>
       <w:proofErr w:type="spellStart"/>
-      <w:proofErr w:type="gramStart"/>
       <w:r>
         <w:t>write.writerow</w:t>
       </w:r>
       <w:proofErr w:type="spellEnd"/>
-      <w:proofErr w:type="gramEnd"/>
       <w:r>
         <w:t>(</w:t>
       </w:r>
@@ -839,15 +750,14 @@
         <w:spacing w:line="240" w:lineRule="auto"/>
       </w:pPr>
       <w:r>
+        <w:lastRenderedPageBreak/>
         <w:t xml:space="preserve">            </w:t>
       </w:r>
       <w:proofErr w:type="spellStart"/>
-      <w:proofErr w:type="gramStart"/>
       <w:r>
         <w:t>write.writerow</w:t>
       </w:r>
       <w:proofErr w:type="spellEnd"/>
-      <w:proofErr w:type="gramEnd"/>
       <w:r>
         <w:t>(row)</w:t>
       </w:r>
@@ -857,15 +767,7 @@
         <w:spacing w:line="240" w:lineRule="auto"/>
       </w:pPr>
       <w:r>
-        <w:t>with open('Combined_experiment_vol.csv','r</w:t>
-      </w:r>
-      <w:proofErr w:type="gramStart"/>
-      <w:r>
-        <w:t>',newline</w:t>
-      </w:r>
-      <w:proofErr w:type="gramEnd"/>
-      <w:r>
-        <w:t>='',encoding='utf-8') as f1:</w:t>
+        <w:t>with open('Combined_experiment_vol.csv','r',newline='',encoding='utf-8') as f1:</w:t>
       </w:r>
     </w:p>
     <w:p>
@@ -876,12 +778,10 @@
         <w:t xml:space="preserve">    read = </w:t>
       </w:r>
       <w:proofErr w:type="spellStart"/>
-      <w:proofErr w:type="gramStart"/>
       <w:r>
         <w:t>csv.reader</w:t>
       </w:r>
       <w:proofErr w:type="spellEnd"/>
-      <w:proofErr w:type="gramEnd"/>
       <w:r>
         <w:t>(f1)</w:t>
       </w:r>
@@ -891,7 +791,6 @@
         <w:spacing w:line="240" w:lineRule="auto"/>
       </w:pPr>
       <w:r>
-        <w:lastRenderedPageBreak/>
         <w:t xml:space="preserve">    header = next(read)</w:t>
       </w:r>
     </w:p>
@@ -924,15 +823,7 @@
       </w:r>
       <w:proofErr w:type="spellEnd"/>
       <w:r>
-        <w:t>(header</w:t>
-      </w:r>
-      <w:proofErr w:type="gramStart"/>
-      <w:r>
-        <w:t>) !</w:t>
-      </w:r>
-      <w:proofErr w:type="gramEnd"/>
-      <w:r>
-        <w:t xml:space="preserve">= </w:t>
+        <w:t xml:space="preserve">(header) != </w:t>
       </w:r>
       <w:proofErr w:type="spellStart"/>
       <w:r>
@@ -972,15 +863,7 @@
         <w:spacing w:line="240" w:lineRule="auto"/>
       </w:pPr>
       <w:r>
-        <w:t xml:space="preserve">    with open('Experiment_all_vol_crt_names.csv','w</w:t>
-      </w:r>
-      <w:proofErr w:type="gramStart"/>
-      <w:r>
-        <w:t>',newline</w:t>
-      </w:r>
-      <w:proofErr w:type="gramEnd"/>
-      <w:r>
-        <w:t>='',encoding='utf-8')as f2:</w:t>
+        <w:t xml:space="preserve">    with open('Experiment_all_vol_crt_names.csv','w',newline='',encoding='utf-8')as f2:</w:t>
       </w:r>
     </w:p>
     <w:p>
@@ -991,12 +874,10 @@
         <w:t xml:space="preserve">        write=</w:t>
       </w:r>
       <w:proofErr w:type="spellStart"/>
-      <w:proofErr w:type="gramStart"/>
       <w:r>
         <w:t>csv.writer</w:t>
       </w:r>
       <w:proofErr w:type="spellEnd"/>
-      <w:proofErr w:type="gramEnd"/>
       <w:r>
         <w:t>(f2)</w:t>
       </w:r>
@@ -1009,12 +890,10 @@
         <w:t xml:space="preserve">        </w:t>
       </w:r>
       <w:proofErr w:type="spellStart"/>
-      <w:proofErr w:type="gramStart"/>
       <w:r>
         <w:t>write.writerow</w:t>
       </w:r>
       <w:proofErr w:type="spellEnd"/>
-      <w:proofErr w:type="gramEnd"/>
       <w:r>
         <w:t>(</w:t>
       </w:r>
@@ -1043,12 +922,10 @@
         <w:t xml:space="preserve">            </w:t>
       </w:r>
       <w:proofErr w:type="spellStart"/>
-      <w:proofErr w:type="gramStart"/>
       <w:r>
         <w:t>write.writerow</w:t>
       </w:r>
       <w:proofErr w:type="spellEnd"/>
-      <w:proofErr w:type="gramEnd"/>
       <w:r>
         <w:t>(row)</w:t>
       </w:r>
@@ -1199,21 +1076,12 @@
         <w:t xml:space="preserve"> = </w:t>
       </w:r>
       <w:proofErr w:type="spellStart"/>
-      <w:proofErr w:type="gramStart"/>
-      <w:r>
-        <w:rPr>
-          <w:sz w:val="24"/>
-          <w:szCs w:val="24"/>
-        </w:rPr>
-        <w:t>pd.read</w:t>
-      </w:r>
-      <w:proofErr w:type="gramEnd"/>
-      <w:r>
-        <w:rPr>
-          <w:sz w:val="24"/>
-          <w:szCs w:val="24"/>
-        </w:rPr>
-        <w:t>_csv</w:t>
+      <w:r>
+        <w:rPr>
+          <w:sz w:val="24"/>
+          <w:szCs w:val="24"/>
+        </w:rPr>
+        <w:t>pd.read_csv</w:t>
       </w:r>
       <w:proofErr w:type="spellEnd"/>
       <w:r>
@@ -1400,31 +1268,15 @@
           <w:sz w:val="24"/>
           <w:szCs w:val="24"/>
         </w:rPr>
-        <w:t>df.to_</w:t>
-      </w:r>
-      <w:proofErr w:type="gramStart"/>
-      <w:r>
-        <w:rPr>
-          <w:sz w:val="24"/>
-          <w:szCs w:val="24"/>
-        </w:rPr>
-        <w:t>csv</w:t>
-      </w:r>
-      <w:proofErr w:type="spellEnd"/>
-      <w:r>
-        <w:rPr>
-          <w:sz w:val="24"/>
-          <w:szCs w:val="24"/>
-        </w:rPr>
-        <w:t>(</w:t>
-      </w:r>
-      <w:proofErr w:type="gramEnd"/>
-      <w:r>
-        <w:rPr>
-          <w:sz w:val="24"/>
-          <w:szCs w:val="24"/>
-        </w:rPr>
-        <w:t>'</w:t>
+        <w:t>df.to_csv</w:t>
+      </w:r>
+      <w:proofErr w:type="spellEnd"/>
+      <w:r>
+        <w:rPr>
+          <w:sz w:val="24"/>
+          <w:szCs w:val="24"/>
+        </w:rPr>
+        <w:t>('</w:t>
       </w:r>
       <w:proofErr w:type="spellStart"/>
       <w:r>
